--- a/audit-projects/ar-confirmation-simulation/AR_Confirmation_Letters_2026.docx
+++ b/audit-projects/ar-confirmation-simulation/AR_Confirmation_Letters_2026.docx
@@ -60,7 +60,7 @@
           <w:rFonts w:ascii="Calibri" w:hAnsi="Calibri"/>
           <w:color w:val="1F2937"/>
         </w:rPr>
-        <w:t>SanDAce07</w:t>
+        <w:t>Sandesh Lama Tamang</w:t>
       </w:r>
     </w:p>
     <w:p>
